--- a/en/scientists/CV/Word/Najafoglu_Hajali_CV_EN.docx
+++ b/en/scientists/CV/Word/Najafoglu_Hajali_CV_EN.docx
@@ -377,7 +377,7 @@
           <w:sz w:val="21"/>
           <w:szCs w:val="21"/>
         </w:rPr>
-        <w:t>Hajali Najafoglu is professor of inorganic chemistry at Kafkas University. His doctorate is in inorganic chemistry from the Azerbaijan Academy of Sciences. His master’s degree is in organic chemistry and his first degree is in chemistry, both from Azerbaijan State University. The CV does not give the years of those degrees. He was an assistant professor at Kafkas University in 1992–1995, an associate professor in 1995–1998, and a professor from 1998. Publications from the 1970s use the name G. N. Nadzhafov.</w:t>
+        <w:t>Hajali Najafoglu is professor of inorganic chemistry at Kafkas University. His doctorate is in inorganic chemistry from the Azerbaijan Academy of Sciences. His master’s degree is in organic chemistry and his first degree is in chemistry, both from Azerbaijan State University. He was an assistant professor at Kafkas University in 1992–1995, an associate professor in 1995–1998, and a professor from 1998. Publications from the 1970s use the name G. N. Nadzhafov.</w:t>
       </w:r>
     </w:p>
     <w:p>
@@ -2947,25 +2947,23 @@
           <w:sz w:val="21"/>
           <w:szCs w:val="21"/>
         </w:rPr>
-        <w:t xml:space="preserve">43. Hacali </w:t>
-      </w:r>
-      <w:r>
-        <w:rPr>
-          <w:rFonts w:ascii="Times New Roman" w:cs="Times New Roman" w:eastAsia="Times New Roman" w:hAnsi="Times New Roman"/>
-          <w:b/>
-          <w:bCs/>
-          <w:sz w:val="21"/>
-          <w:szCs w:val="21"/>
-        </w:rPr>
-        <w:t>Necefoğlu</w:t>
-      </w:r>
-      <w:r>
-        <w:rPr>
-          <w:rFonts w:ascii="Times New Roman" w:cs="Times New Roman" w:eastAsia="Times New Roman" w:hAnsi="Times New Roman"/>
-          <w:sz w:val="21"/>
-          <w:szCs w:val="21"/>
-        </w:rPr>
-        <w:t>, William Clegg and Andrew J. Scott. Tetrakis( -Benzoato) bis[(N,N- Diethylnicotinamide)Zinc(II)]. - Acta Crystallographica, E58, m121 (2002).</w:t>
+        <w:t>43. Hacali Necefoğlu, William Clegg and Andrew J. Scott. Tetrakis(-Benzoato) bis[(N,N- Diethylnicotinamide)Zinc(II)]. - Acta Crystallographica, E58, m121 (2002).</w:t>
+      </w:r>
+      <w:r>
+        <w:rPr>
+          <w:rFonts w:ascii="Times New Roman" w:cs="Times New Roman" w:eastAsia="Times New Roman" w:hAnsi="Times New Roman"/>
+          <w:b/>
+          <w:bCs/>
+          <w:sz w:val="21"/>
+          <w:szCs w:val="21"/>
+        </w:rPr>
+      </w:r>
+      <w:r>
+        <w:rPr>
+          <w:rFonts w:ascii="Times New Roman" w:cs="Times New Roman" w:eastAsia="Times New Roman" w:hAnsi="Times New Roman"/>
+          <w:sz w:val="21"/>
+          <w:szCs w:val="21"/>
+        </w:rPr>
       </w:r>
     </w:p>
     <w:p>
@@ -3009,25 +3007,23 @@
           <w:sz w:val="21"/>
           <w:szCs w:val="21"/>
         </w:rPr>
-        <w:t xml:space="preserve">45. H. </w:t>
-      </w:r>
-      <w:r>
-        <w:rPr>
-          <w:rFonts w:ascii="Times New Roman" w:cs="Times New Roman" w:eastAsia="Times New Roman" w:hAnsi="Times New Roman"/>
-          <w:b/>
-          <w:bCs/>
-          <w:sz w:val="21"/>
-          <w:szCs w:val="21"/>
-        </w:rPr>
-        <w:t>Necefoğlu</w:t>
-      </w:r>
-      <w:r>
-        <w:rPr>
-          <w:rFonts w:ascii="Times New Roman" w:cs="Times New Roman" w:eastAsia="Times New Roman" w:hAnsi="Times New Roman"/>
-          <w:sz w:val="21"/>
-          <w:szCs w:val="21"/>
-        </w:rPr>
-        <w:t>, T. Hökelek , C.C. Ersanlı, A. Erdönmez. Bis(4-Hydroxybenzoato- κO)bis(Nicotinamide-κN) Zinc(II). - Acta Crystallographica, E58, m758 (2002).</w:t>
+        <w:t>45. H. Necefoğlu, T. Hökelek, C.C. Ersanlı, A. Erdönmez. Bis(4-Hydroxybenzoato- κO)bis(Nicotinamide-κN) Zinc(II). - Acta Crystallographica, E58, m758 (2002).</w:t>
+      </w:r>
+      <w:r>
+        <w:rPr>
+          <w:rFonts w:ascii="Times New Roman" w:cs="Times New Roman" w:eastAsia="Times New Roman" w:hAnsi="Times New Roman"/>
+          <w:b/>
+          <w:bCs/>
+          <w:sz w:val="21"/>
+          <w:szCs w:val="21"/>
+        </w:rPr>
+      </w:r>
+      <w:r>
+        <w:rPr>
+          <w:rFonts w:ascii="Times New Roman" w:cs="Times New Roman" w:eastAsia="Times New Roman" w:hAnsi="Times New Roman"/>
+          <w:sz w:val="21"/>
+          <w:szCs w:val="21"/>
+        </w:rPr>
       </w:r>
     </w:p>
     <w:p>
@@ -3102,25 +3098,23 @@
           <w:sz w:val="21"/>
           <w:szCs w:val="21"/>
         </w:rPr>
-        <w:t xml:space="preserve">48. H. İçbudak, Z. Heren, D.A. Köse , H. </w:t>
-      </w:r>
-      <w:r>
-        <w:rPr>
-          <w:rFonts w:ascii="Times New Roman" w:cs="Times New Roman" w:eastAsia="Times New Roman" w:hAnsi="Times New Roman"/>
-          <w:b/>
-          <w:bCs/>
-          <w:sz w:val="21"/>
-          <w:szCs w:val="21"/>
-        </w:rPr>
-        <w:t>Necefoğlu</w:t>
-      </w:r>
-      <w:r>
-        <w:rPr>
-          <w:rFonts w:ascii="Times New Roman" w:cs="Times New Roman" w:eastAsia="Times New Roman" w:hAnsi="Times New Roman"/>
-          <w:sz w:val="21"/>
-          <w:szCs w:val="21"/>
-        </w:rPr>
-        <w:t>. Bis(Nicotinamide) and bis(N,N-Diethyl nicotinamide) p-Hydroxybenzoate Complexes of Ni(II), Cu(II) and Zn(II) - Spectrothermal Studies. - Journal of Thermal Analysıs and Calorimetry, 76(3), 837 (2004).</w:t>
+        <w:t>48. H. İçbudak, Z. Heren, D.A. Köse, H. Necefoğlu. Bis(Nicotinamide) and bis(N,N-Diethyl nicotinamide) p-Hydroxybenzoate Complexes of Ni(II), Cu(II) and Zn(II) - Spectrothermal Studies. - Journal of Thermal Analysıs and Calorimetry, 76(3), 837 (2004).</w:t>
+      </w:r>
+      <w:r>
+        <w:rPr>
+          <w:rFonts w:ascii="Times New Roman" w:cs="Times New Roman" w:eastAsia="Times New Roman" w:hAnsi="Times New Roman"/>
+          <w:b/>
+          <w:bCs/>
+          <w:sz w:val="21"/>
+          <w:szCs w:val="21"/>
+        </w:rPr>
+      </w:r>
+      <w:r>
+        <w:rPr>
+          <w:rFonts w:ascii="Times New Roman" w:cs="Times New Roman" w:eastAsia="Times New Roman" w:hAnsi="Times New Roman"/>
+          <w:sz w:val="21"/>
+          <w:szCs w:val="21"/>
+        </w:rPr>
       </w:r>
     </w:p>
     <w:p>
@@ -3146,7 +3140,7 @@
           <w:sz w:val="21"/>
           <w:szCs w:val="21"/>
         </w:rPr>
-        <w:t>50. Onur Sahin, Orhan Buyukgungor, Dursun Ali Kose, Birgul Zumreoglu-Karan, Hacali Necefoglu. catena-Poly[[[triaquacobalt(II)]-μ-2,6-dioxo-1,2,3,6-tetra-hydropyrimidine-4-carboxylato(2- )]1.72-hydrate]. - Acta Crystallographi-ca, C62, M513 (2006).</w:t>
+        <w:t>50. Onur Sahin, Orhan Buyukgungor, Dursun Ali Kose, Birgul Zumreoglu-Karan, Hacali Necefoglu. catena-Poly[[[triaquacobalt(II)]-μ-2,6-dioxo-1,2,3,6-tetra-hydropyrimidine-4-carboxylato(2-)]1.72-hydrate]. - Acta Crystallographi-ca, C62, M513 (2006).</w:t>
       </w:r>
     </w:p>
     <w:p>
@@ -3556,7 +3550,7 @@
           <w:sz w:val="21"/>
           <w:szCs w:val="21"/>
         </w:rPr>
-        <w:t>76. Dursun Ali Kose, Hacali , Hasan İçbudak. Synthesis and characterization of N,N- diethylnicotinamide-acetylsalicylato complexes of Co(II), Ni(II), Cu(II), and Zn(II). - Journal of Coordination Chemistry, 61(21), 3508 (2008).</w:t>
+        <w:t>76. Dursun Ali Kose, Hacali, Hasan İçbudak. Synthesis and characterization of N,N- diethylnicotinamide-acetylsalicylato complexes of Co(II), Ni(II), Cu(II), and Zn(II). - Journal of Coordination Chemistry, 61(21), 3508 (2008).</w:t>
       </w:r>
     </w:p>
     <w:p>
@@ -5561,118 +5555,110 @@
           <w:sz w:val="21"/>
           <w:szCs w:val="21"/>
         </w:rPr>
-        <w:t xml:space="preserve">143. Hacali </w:t>
-      </w:r>
-      <w:r>
-        <w:rPr>
-          <w:rFonts w:ascii="Times New Roman" w:cs="Times New Roman" w:eastAsia="Times New Roman" w:hAnsi="Times New Roman"/>
-          <w:b/>
-          <w:bCs/>
-          <w:sz w:val="21"/>
-          <w:szCs w:val="21"/>
-        </w:rPr>
-        <w:t>Necefoğlu</w:t>
-      </w:r>
-      <w:r>
-        <w:rPr>
-          <w:rFonts w:ascii="Times New Roman" w:cs="Times New Roman" w:eastAsia="Times New Roman" w:hAnsi="Times New Roman"/>
-          <w:sz w:val="21"/>
-          <w:szCs w:val="21"/>
-        </w:rPr>
-        <w:t>, F Elif Özbek, Vijdan Öztürk, Vedat Adıgüzel, Tuncer Hökelek. Aquabis(4- fluorobenzoato-κO)bis(nicotinamide-κN1)copper(II) nicotinamide hemisolvate trihydrate. – Acta Crystallographica, E68, 52( 2012).</w:t>
-      </w:r>
-    </w:p>
-    <w:p>
-      <w:pPr>
-        <w:spacing w:after="80"/>
-      </w:pPr>
-      <w:r>
-        <w:rPr>
-          <w:rFonts w:ascii="Times New Roman" w:cs="Times New Roman" w:eastAsia="Times New Roman" w:hAnsi="Times New Roman"/>
-          <w:sz w:val="21"/>
-          <w:szCs w:val="21"/>
-        </w:rPr>
-        <w:t xml:space="preserve">144. Dursun Ali Köse, Hacali </w:t>
-      </w:r>
-      <w:r>
-        <w:rPr>
-          <w:rFonts w:ascii="Times New Roman" w:cs="Times New Roman" w:eastAsia="Times New Roman" w:hAnsi="Times New Roman"/>
-          <w:b/>
-          <w:bCs/>
-          <w:sz w:val="21"/>
-          <w:szCs w:val="21"/>
-        </w:rPr>
-        <w:t>Necefoğlu</w:t>
-      </w:r>
-      <w:r>
-        <w:rPr>
-          <w:rFonts w:ascii="Times New Roman" w:cs="Times New Roman" w:eastAsia="Times New Roman" w:hAnsi="Times New Roman"/>
-          <w:sz w:val="21"/>
-          <w:szCs w:val="21"/>
-        </w:rPr>
-        <w:t>, Onur Şahin, Orhan Büyükgüngör. Synthesis, structural, spectroscopic characterization, and structural comparison of 3-hydroxybenzoate and nicotinamide/N,N-diethylnicotinamide mixed ligand complexes with Zn(II). – Journal Of Thermal Analysıs and Calorımetry, 110(3), 1233 ( 2012).</w:t>
-      </w:r>
-    </w:p>
-    <w:p>
-      <w:pPr>
-        <w:spacing w:after="80"/>
-      </w:pPr>
-      <w:r>
-        <w:rPr>
-          <w:rFonts w:ascii="Times New Roman" w:cs="Times New Roman" w:eastAsia="Times New Roman" w:hAnsi="Times New Roman"/>
-          <w:sz w:val="21"/>
-          <w:szCs w:val="21"/>
-        </w:rPr>
-        <w:t xml:space="preserve">145. İbrahim Göker Zaman, Nagihan Çaylak Delibaş, Hacali </w:t>
-      </w:r>
-      <w:r>
-        <w:rPr>
-          <w:rFonts w:ascii="Times New Roman" w:cs="Times New Roman" w:eastAsia="Times New Roman" w:hAnsi="Times New Roman"/>
-          <w:b/>
-          <w:bCs/>
-          <w:sz w:val="21"/>
-          <w:szCs w:val="21"/>
-        </w:rPr>
-        <w:t>Necefoğlu</w:t>
-      </w:r>
-      <w:r>
-        <w:rPr>
-          <w:rFonts w:ascii="Times New Roman" w:cs="Times New Roman" w:eastAsia="Times New Roman" w:hAnsi="Times New Roman"/>
-          <w:sz w:val="21"/>
-          <w:szCs w:val="21"/>
-        </w:rPr>
-        <w:t>, Tuncer Hökelek. Bis(μ-3- hydroxybenzoato)-κO31,O1':O1; κO31:O1,O1'-bis[(3-hydroxybenzoato-κO2,O') (isonicotinamide- κN1)cadmium] tetrahydrate. – Acta Crystallographica, E68, 198 ( 2012). 10</w:t>
-      </w:r>
-    </w:p>
-    <w:p>
-      <w:pPr>
-        <w:spacing w:after="80"/>
-      </w:pPr>
-      <w:r>
-        <w:rPr>
-          <w:rFonts w:ascii="Times New Roman" w:cs="Times New Roman" w:eastAsia="Times New Roman" w:hAnsi="Times New Roman"/>
-          <w:sz w:val="21"/>
-          <w:szCs w:val="21"/>
-        </w:rPr>
-        <w:t xml:space="preserve">146. İbrahim Göker Zaman, Nagihan Çaylak Delibaş, Hacali </w:t>
-      </w:r>
-      <w:r>
-        <w:rPr>
-          <w:rFonts w:ascii="Times New Roman" w:cs="Times New Roman" w:eastAsia="Times New Roman" w:hAnsi="Times New Roman"/>
-          <w:b/>
-          <w:bCs/>
-          <w:sz w:val="21"/>
-          <w:szCs w:val="21"/>
-        </w:rPr>
-        <w:t>Necefoğlu</w:t>
-      </w:r>
-      <w:r>
-        <w:rPr>
-          <w:rFonts w:ascii="Times New Roman" w:cs="Times New Roman" w:eastAsia="Times New Roman" w:hAnsi="Times New Roman"/>
-          <w:sz w:val="21"/>
-          <w:szCs w:val="21"/>
-        </w:rPr>
-        <w:t>, Tuncer Hökelek. trans- Tetraaquabis(isonicotinamide-κN1)nickel(II) bis(3-hydroxybenzoate) tetrahydrate. – Acta Crystallographica, E68, 200 ( 2012).</w:t>
+        <w:t>143. Hacali Necefoğlu, F Elif Özbek, Vijdan Öztürk, Vedat Adıgüzel, Tuncer Hökelek. Aquabis(4- fluorobenzoato-κO)bis(nicotinamide-κN1)copper(II) nicotinamide hemisolvate trihydrate. – Acta Crystallographica, E68, 52(2012).</w:t>
+      </w:r>
+      <w:r>
+        <w:rPr>
+          <w:rFonts w:ascii="Times New Roman" w:cs="Times New Roman" w:eastAsia="Times New Roman" w:hAnsi="Times New Roman"/>
+          <w:b/>
+          <w:bCs/>
+          <w:sz w:val="21"/>
+          <w:szCs w:val="21"/>
+        </w:rPr>
+      </w:r>
+      <w:r>
+        <w:rPr>
+          <w:rFonts w:ascii="Times New Roman" w:cs="Times New Roman" w:eastAsia="Times New Roman" w:hAnsi="Times New Roman"/>
+          <w:sz w:val="21"/>
+          <w:szCs w:val="21"/>
+        </w:rPr>
+      </w:r>
+    </w:p>
+    <w:p>
+      <w:pPr>
+        <w:spacing w:after="80"/>
+      </w:pPr>
+      <w:r>
+        <w:rPr>
+          <w:rFonts w:ascii="Times New Roman" w:cs="Times New Roman" w:eastAsia="Times New Roman" w:hAnsi="Times New Roman"/>
+          <w:sz w:val="21"/>
+          <w:szCs w:val="21"/>
+        </w:rPr>
+        <w:t>144. Dursun Ali Köse, Hacali Necefoğlu, Onur Şahin, Orhan Büyükgüngör. Synthesis, structural, spectroscopic characterization, and structural comparison of 3-hydroxybenzoate and nicotinamide/N,N-diethylnicotinamide mixed ligand complexes with Zn(II). – Journal Of Thermal Analysıs and Calorımetry, 110(3), 1233 (2012).</w:t>
+      </w:r>
+      <w:r>
+        <w:rPr>
+          <w:rFonts w:ascii="Times New Roman" w:cs="Times New Roman" w:eastAsia="Times New Roman" w:hAnsi="Times New Roman"/>
+          <w:b/>
+          <w:bCs/>
+          <w:sz w:val="21"/>
+          <w:szCs w:val="21"/>
+        </w:rPr>
+      </w:r>
+      <w:r>
+        <w:rPr>
+          <w:rFonts w:ascii="Times New Roman" w:cs="Times New Roman" w:eastAsia="Times New Roman" w:hAnsi="Times New Roman"/>
+          <w:sz w:val="21"/>
+          <w:szCs w:val="21"/>
+        </w:rPr>
+      </w:r>
+    </w:p>
+    <w:p>
+      <w:pPr>
+        <w:spacing w:after="80"/>
+      </w:pPr>
+      <w:r>
+        <w:rPr>
+          <w:rFonts w:ascii="Times New Roman" w:cs="Times New Roman" w:eastAsia="Times New Roman" w:hAnsi="Times New Roman"/>
+          <w:sz w:val="21"/>
+          <w:szCs w:val="21"/>
+        </w:rPr>
+        <w:t>145. İbrahim Göker Zaman, Nagihan Çaylak Delibaş, Hacali Necefoğlu, Tuncer Hökelek. Bis(μ-3- hydroxybenzoato)-κO31,O1':O1; κO31:O1,O1'-bis[(3-hydroxybenzoato-κO2,O') (isonicotinamide- κN1)cadmium] tetrahydrate. – Acta Crystallographica, E68, 198 (2012). 10</w:t>
+      </w:r>
+      <w:r>
+        <w:rPr>
+          <w:rFonts w:ascii="Times New Roman" w:cs="Times New Roman" w:eastAsia="Times New Roman" w:hAnsi="Times New Roman"/>
+          <w:b/>
+          <w:bCs/>
+          <w:sz w:val="21"/>
+          <w:szCs w:val="21"/>
+        </w:rPr>
+      </w:r>
+      <w:r>
+        <w:rPr>
+          <w:rFonts w:ascii="Times New Roman" w:cs="Times New Roman" w:eastAsia="Times New Roman" w:hAnsi="Times New Roman"/>
+          <w:sz w:val="21"/>
+          <w:szCs w:val="21"/>
+        </w:rPr>
+      </w:r>
+    </w:p>
+    <w:p>
+      <w:pPr>
+        <w:spacing w:after="80"/>
+      </w:pPr>
+      <w:r>
+        <w:rPr>
+          <w:rFonts w:ascii="Times New Roman" w:cs="Times New Roman" w:eastAsia="Times New Roman" w:hAnsi="Times New Roman"/>
+          <w:sz w:val="21"/>
+          <w:szCs w:val="21"/>
+        </w:rPr>
+        <w:t>146. İbrahim Göker Zaman, Nagihan Çaylak Delibaş, Hacali Necefoğlu, Tuncer Hökelek. trans- Tetraaquabis(isonicotinamide-κN1)nickel(II) bis(3-hydroxybenzoate) tetrahydrate. – Acta Crystallographica, E68, 200 (2012).</w:t>
+      </w:r>
+      <w:r>
+        <w:rPr>
+          <w:rFonts w:ascii="Times New Roman" w:cs="Times New Roman" w:eastAsia="Times New Roman" w:hAnsi="Times New Roman"/>
+          <w:b/>
+          <w:bCs/>
+          <w:sz w:val="21"/>
+          <w:szCs w:val="21"/>
+        </w:rPr>
+      </w:r>
+      <w:r>
+        <w:rPr>
+          <w:rFonts w:ascii="Times New Roman" w:cs="Times New Roman" w:eastAsia="Times New Roman" w:hAnsi="Times New Roman"/>
+          <w:sz w:val="21"/>
+          <w:szCs w:val="21"/>
+        </w:rPr>
       </w:r>
     </w:p>
     <w:p>
@@ -5747,25 +5733,23 @@
           <w:sz w:val="21"/>
           <w:szCs w:val="21"/>
         </w:rPr>
-        <w:t xml:space="preserve">149. Ömür Aydın, Nagihan Çaylak Delibaş, Hacali </w:t>
-      </w:r>
-      <w:r>
-        <w:rPr>
-          <w:rFonts w:ascii="Times New Roman" w:cs="Times New Roman" w:eastAsia="Times New Roman" w:hAnsi="Times New Roman"/>
-          <w:b/>
-          <w:bCs/>
-          <w:sz w:val="21"/>
-          <w:szCs w:val="21"/>
-        </w:rPr>
-        <w:t>Necefoğlu</w:t>
-      </w:r>
-      <w:r>
-        <w:rPr>
-          <w:rFonts w:ascii="Times New Roman" w:cs="Times New Roman" w:eastAsia="Times New Roman" w:hAnsi="Times New Roman"/>
-          <w:sz w:val="21"/>
-          <w:szCs w:val="21"/>
-        </w:rPr>
-        <w:t>, Tuncer Hökelek. Tetrakis(μ-2- iodobenzoato-κ2O:O')bis-[aquacopper(II)]. – Acta Crystallographica, E68, 409 ( 2012).</w:t>
+        <w:t>149. Ömür Aydın, Nagihan Çaylak Delibaş, Hacali Necefoğlu, Tuncer Hökelek. Tetrakis(μ-2- iodobenzoato-κ2O:O')bis-[aquacopper(II)]. – Acta Crystallographica, E68, 409 (2012).</w:t>
+      </w:r>
+      <w:r>
+        <w:rPr>
+          <w:rFonts w:ascii="Times New Roman" w:cs="Times New Roman" w:eastAsia="Times New Roman" w:hAnsi="Times New Roman"/>
+          <w:b/>
+          <w:bCs/>
+          <w:sz w:val="21"/>
+          <w:szCs w:val="21"/>
+        </w:rPr>
+      </w:r>
+      <w:r>
+        <w:rPr>
+          <w:rFonts w:ascii="Times New Roman" w:cs="Times New Roman" w:eastAsia="Times New Roman" w:hAnsi="Times New Roman"/>
+          <w:sz w:val="21"/>
+          <w:szCs w:val="21"/>
+        </w:rPr>
       </w:r>
     </w:p>
     <w:p>
@@ -6894,25 +6878,23 @@
           <w:sz w:val="21"/>
           <w:szCs w:val="21"/>
         </w:rPr>
-        <w:t xml:space="preserve">186. Tuncer Hökelek, Füreya Elif Özbek, Mustafa Sertçelik, Çiğdem Şahin Yenice, Hacali </w:t>
-      </w:r>
-      <w:r>
-        <w:rPr>
-          <w:rFonts w:ascii="Times New Roman" w:cs="Times New Roman" w:eastAsia="Times New Roman" w:hAnsi="Times New Roman"/>
-          <w:b/>
-          <w:bCs/>
-          <w:sz w:val="21"/>
-          <w:szCs w:val="21"/>
-        </w:rPr>
-        <w:t>Necefoğlu</w:t>
-      </w:r>
-      <w:r>
-        <w:rPr>
-          <w:rFonts w:ascii="Times New Roman" w:cs="Times New Roman" w:eastAsia="Times New Roman" w:hAnsi="Times New Roman"/>
-          <w:sz w:val="21"/>
-          <w:szCs w:val="21"/>
-        </w:rPr>
-        <w:t>. Crystal structure and Hirshfeld surface analysis of hexakis(μ-benzoato-κ2O:O’)bis(pyridine-3- carbonitrile- κN1 )trizinc(II). – Acta Cryst. (2017). E73, 1966-1970. 12</w:t>
+        <w:t>186. Tuncer Hökelek, Füreya Elif Özbek, Mustafa Sertçelik, Çiğdem Şahin Yenice, Hacali Necefoğlu. Crystal structure and Hirshfeld surface analysis of hexakis(μ-benzoato-κ2O:O’)bis(pyridine-3- carbonitrile- κN1)trizinc(II). – Acta Cryst. (2017). E73, 1966-1970. 12</w:t>
+      </w:r>
+      <w:r>
+        <w:rPr>
+          <w:rFonts w:ascii="Times New Roman" w:cs="Times New Roman" w:eastAsia="Times New Roman" w:hAnsi="Times New Roman"/>
+          <w:b/>
+          <w:bCs/>
+          <w:sz w:val="21"/>
+          <w:szCs w:val="21"/>
+        </w:rPr>
+      </w:r>
+      <w:r>
+        <w:rPr>
+          <w:rFonts w:ascii="Times New Roman" w:cs="Times New Roman" w:eastAsia="Times New Roman" w:hAnsi="Times New Roman"/>
+          <w:sz w:val="21"/>
+          <w:szCs w:val="21"/>
+        </w:rPr>
       </w:r>
     </w:p>
     <w:p>
@@ -7646,7 +7628,7 @@
           <w:sz w:val="21"/>
           <w:szCs w:val="21"/>
         </w:rPr>
-        <w:t>212. . https://doi.org/10.1002/slct.202304861</w:t>
+        <w:t>212. https://doi.org/10.1002/slct.202304861</w:t>
       </w:r>
     </w:p>
     <w:p>
@@ -10032,25 +10014,23 @@
           <w:sz w:val="21"/>
           <w:szCs w:val="21"/>
         </w:rPr>
-        <w:t xml:space="preserve">69. Gakhramanova G G, İlyaslı Teymur, </w:t>
-      </w:r>
-      <w:r>
-        <w:rPr>
-          <w:rFonts w:ascii="Times New Roman" w:cs="Times New Roman" w:eastAsia="Times New Roman" w:hAnsi="Times New Roman"/>
-          <w:b/>
-          <w:bCs/>
-          <w:sz w:val="21"/>
-          <w:szCs w:val="21"/>
-        </w:rPr>
-        <w:t>Necefoğlu</w:t>
-      </w:r>
-      <w:r>
-        <w:rPr>
-          <w:rFonts w:ascii="Times New Roman" w:cs="Times New Roman" w:eastAsia="Times New Roman" w:hAnsi="Times New Roman"/>
-          <w:sz w:val="21"/>
-          <w:szCs w:val="21"/>
-        </w:rPr>
-        <w:t xml:space="preserve"> Hacali (2018). İssledovanie Razreza As2Se3-Tm.. Actual Problems of Chemistry, 104-105. (Özet Bildiri/Sözlü Sunum)(Yayın No:4671559)</w:t>
+        <w:t>69. Gakhramanova G G, İlyaslı Teymur, Necefoğlu Hacali (2018). İssledovanie Razreza As2Se3-Tm. Actual Problems of Chemistry, 104-105. (Özet Bildiri/Sözlü Sunum)(Yayın No:4671559)</w:t>
+      </w:r>
+      <w:r>
+        <w:rPr>
+          <w:rFonts w:ascii="Times New Roman" w:cs="Times New Roman" w:eastAsia="Times New Roman" w:hAnsi="Times New Roman"/>
+          <w:b/>
+          <w:bCs/>
+          <w:sz w:val="21"/>
+          <w:szCs w:val="21"/>
+        </w:rPr>
+      </w:r>
+      <w:r>
+        <w:rPr>
+          <w:rFonts w:ascii="Times New Roman" w:cs="Times New Roman" w:eastAsia="Times New Roman" w:hAnsi="Times New Roman"/>
+          <w:sz w:val="21"/>
+          <w:szCs w:val="21"/>
+        </w:rPr>
       </w:r>
     </w:p>
     <w:p>
@@ -11697,7 +11677,7 @@
                 <w:sz w:val="21"/>
                 <w:szCs w:val="21"/>
               </w:rPr>
-              <w:t>Named theses at Kafkas University are listed in the CV</w:t>
+              <w:t>Supervised named theses at Kafkas University</w:t>
             </w:r>
           </w:p>
         </w:tc>
